--- a/docs/学生积分管理系统-用户使用手册-v3.docx
+++ b/docs/学生积分管理系统-用户使用手册-v3.docx
@@ -160,7 +160,7 @@
           <w:sz w:val="20"/>
           <w:szCs w:val="20"/>
         </w:rPr>
-        <w:t xml:space="preserve">电脑端：https://class-pet-v2-production.up.railway.app</w:t>
+        <w:t xml:space="preserve">电脑端：https://sps-production-6221.up.railway.app</w:t>
       </w:r>
     </w:p>
     <w:p>
@@ -4447,7 +4447,7 @@
                 <w:sz w:val="20"/>
                 <w:szCs w:val="20"/>
               </w:rPr>
-              <w:t xml:space="preserve">https://class-pet-v2-production.up.railway.app</w:t>
+              <w:t xml:space="preserve">https://sps-production-6221.up.railway.app</w:t>
             </w:r>
           </w:p>
         </w:tc>
@@ -4505,7 +4505,7 @@
                 <w:sz w:val="20"/>
                 <w:szCs w:val="20"/>
               </w:rPr>
-              <w:t xml:space="preserve">https://class-pet-v2-production.up.railway.app/admin-panel</w:t>
+              <w:t xml:space="preserve">https://sps-production-6221.up.railway.app/admin-panel</w:t>
             </w:r>
           </w:p>
         </w:tc>
@@ -4561,7 +4561,7 @@
                 <w:sz w:val="20"/>
                 <w:szCs w:val="20"/>
               </w:rPr>
-              <w:t xml:space="preserve">https://class-pet-v2-production.up.railway.app/docs</w:t>
+              <w:t xml:space="preserve">https://sps-production-6221.up.railway.app/docs</w:t>
             </w:r>
           </w:p>
         </w:tc>

--- a/docs/学生积分管理系统-用户使用手册-v3.docx
+++ b/docs/学生积分管理系统-用户使用手册-v3.docx
@@ -623,7 +623,50 @@
           <w:sz w:val="28"/>
           <w:szCs w:val="28"/>
         </w:rPr>
-        <w:t xml:space="preserve">3.2 积分操作</w:t>
+        <w:t xml:space="preserve">3.3 Excel 导出</w:t>
+      </w:r>
+    </w:p>
+    <w:p>
+      <w:pPr>
+        <w:spacing w:after="120" w:line="360"/>
+      </w:pPr>
+      <w:r>
+        <w:rPr>
+          <w:rFonts w:ascii="Microsoft YaHei" w:cs="Microsoft YaHei" w:eastAsia="Microsoft YaHei" w:hAnsi="Microsoft YaHei"/>
+          <w:sz w:val="21"/>
+          <w:szCs w:val="21"/>
+        </w:rPr>
+        <w:t xml:space="preserve">在学生管理页面点击「📥 导出Excel」按钮，可将当前班级的学生列表导出为 Excel 文件。</w:t>
+      </w:r>
+    </w:p>
+    <w:p>
+      <w:pPr>
+        <w:spacing w:after="120" w:line="360"/>
+      </w:pPr>
+      <w:r>
+        <w:rPr>
+          <w:rFonts w:ascii="Microsoft YaHei" w:cs="Microsoft YaHei" w:eastAsia="Microsoft YaHei" w:hAnsi="Microsoft YaHei"/>
+          <w:sz w:val="21"/>
+          <w:szCs w:val="21"/>
+        </w:rPr>
+        <w:t xml:space="preserve">导出内容包括：学号、姓名、萌宠类型、当前积分。萌宠类型自动转为中文显示。</w:t>
+      </w:r>
+    </w:p>
+    <w:p>
+      <w:pPr>
+        <w:pStyle w:val="Heading2"/>
+        <w:spacing w:after="160" w:before="280"/>
+      </w:pPr>
+      <w:r>
+        <w:rPr>
+          <w:rFonts w:ascii="Microsoft YaHei" w:cs="Microsoft YaHei" w:eastAsia="Microsoft YaHei" w:hAnsi="Microsoft YaHei"/>
+          <w:b/>
+          <w:bCs/>
+          <w:color w:val="2B579A"/>
+          <w:sz w:val="28"/>
+          <w:szCs w:val="28"/>
+        </w:rPr>
+        <w:t xml:space="preserve">3.4 积分操作</w:t>
       </w:r>
     </w:p>
     <w:p>
@@ -2895,7 +2938,7 @@
           <w:sz w:val="21"/>
           <w:szCs w:val="21"/>
         </w:rPr>
-        <w:t xml:space="preserve">• 每条记录显示：学生姓名、积分变动（+/-）、原因、时间</w:t>
+        <w:t xml:space="preserve">• 每条记录显示：学生姓名、积分变动（+/-）、原因、类型、时间</w:t>
       </w:r>
     </w:p>
     <w:p>
@@ -2925,7 +2968,106 @@
           <w:sz w:val="28"/>
           <w:szCs w:val="28"/>
         </w:rPr>
-        <w:t xml:space="preserve">8.2 使用场景</w:t>
+        <w:t xml:space="preserve">8.2 筛选与搜索</w:t>
+      </w:r>
+    </w:p>
+    <w:p>
+      <w:pPr>
+        <w:spacing w:after="120" w:line="360"/>
+      </w:pPr>
+      <w:r>
+        <w:rPr>
+          <w:rFonts w:ascii="Microsoft YaHei" w:cs="Microsoft YaHei" w:eastAsia="Microsoft YaHei" w:hAnsi="Microsoft YaHei"/>
+          <w:sz w:val="21"/>
+          <w:szCs w:val="21"/>
+        </w:rPr>
+        <w:t xml:space="preserve">• 关键词搜索：输入学生姓名或原因关键字，快速定位记录</w:t>
+      </w:r>
+    </w:p>
+    <w:p>
+      <w:pPr>
+        <w:spacing w:after="120" w:line="360"/>
+      </w:pPr>
+      <w:r>
+        <w:rPr>
+          <w:rFonts w:ascii="Microsoft YaHei" w:cs="Microsoft YaHei" w:eastAsia="Microsoft YaHei" w:hAnsi="Microsoft YaHei"/>
+          <w:sz w:val="21"/>
+          <w:szCs w:val="21"/>
+        </w:rPr>
+        <w:t xml:space="preserve">• 类型筛选：按积分类型筛选（手动调整/奖励/惩罚/抽奖中奖/抽奖消耗/积分兑换）</w:t>
+      </w:r>
+    </w:p>
+    <w:p>
+      <w:pPr>
+        <w:spacing w:after="120" w:line="360"/>
+      </w:pPr>
+      <w:r>
+        <w:rPr>
+          <w:rFonts w:ascii="Microsoft YaHei" w:cs="Microsoft YaHei" w:eastAsia="Microsoft YaHei" w:hAnsi="Microsoft YaHei"/>
+          <w:sz w:val="21"/>
+          <w:szCs w:val="21"/>
+        </w:rPr>
+        <w:t xml:space="preserve">• 日期范围：选择开始和结束日期，查看指定时间段的积分变动</w:t>
+      </w:r>
+    </w:p>
+    <w:p>
+      <w:pPr>
+        <w:pStyle w:val="Heading2"/>
+        <w:spacing w:after="160" w:before="280"/>
+      </w:pPr>
+      <w:r>
+        <w:rPr>
+          <w:rFonts w:ascii="Microsoft YaHei" w:cs="Microsoft YaHei" w:eastAsia="Microsoft YaHei" w:hAnsi="Microsoft YaHei"/>
+          <w:b/>
+          <w:bCs/>
+          <w:color w:val="2B579A"/>
+          <w:sz w:val="28"/>
+          <w:szCs w:val="28"/>
+        </w:rPr>
+        <w:t xml:space="preserve">8.3 导出 Excel</w:t>
+      </w:r>
+    </w:p>
+    <w:p>
+      <w:pPr>
+        <w:spacing w:after="120" w:line="360"/>
+      </w:pPr>
+      <w:r>
+        <w:rPr>
+          <w:rFonts w:ascii="Microsoft YaHei" w:cs="Microsoft YaHei" w:eastAsia="Microsoft YaHei" w:hAnsi="Microsoft YaHei"/>
+          <w:sz w:val="21"/>
+          <w:szCs w:val="21"/>
+        </w:rPr>
+        <w:t xml:space="preserve">点击页面右上角「📥 导出Excel」按钮，可将当前筛选结果导出为 Excel 文件。</w:t>
+      </w:r>
+    </w:p>
+    <w:p>
+      <w:pPr>
+        <w:spacing w:after="120" w:line="360"/>
+      </w:pPr>
+      <w:r>
+        <w:rPr>
+          <w:rFonts w:ascii="Microsoft YaHei" w:cs="Microsoft YaHei" w:eastAsia="Microsoft YaHei" w:hAnsi="Microsoft YaHei"/>
+          <w:sz w:val="21"/>
+          <w:szCs w:val="21"/>
+        </w:rPr>
+        <w:t xml:space="preserve">导出内容包括：学生姓名、积分变动、原因、类型、时间。</w:t>
+      </w:r>
+    </w:p>
+    <w:p>
+      <w:pPr>
+        <w:pStyle w:val="Heading2"/>
+        <w:spacing w:after="160" w:before="280"/>
+      </w:pPr>
+      <w:r>
+        <w:rPr>
+          <w:rFonts w:ascii="Microsoft YaHei" w:cs="Microsoft YaHei" w:eastAsia="Microsoft YaHei" w:hAnsi="Microsoft YaHei"/>
+          <w:b/>
+          <w:bCs/>
+          <w:color w:val="2B579A"/>
+          <w:sz w:val="28"/>
+          <w:szCs w:val="28"/>
+        </w:rPr>
+        <w:t xml:space="preserve">8.4 使用场景</w:t>
       </w:r>
     </w:p>
     <w:p>
@@ -3068,7 +3210,33 @@
           <w:sz w:val="32"/>
           <w:szCs w:val="32"/>
         </w:rPr>
-        <w:t xml:space="preserve">第10章 手机端使用</w:t>
+        <w:t xml:space="preserve">第10章 管理后台</w:t>
+      </w:r>
+    </w:p>
+    <w:p>
+      <w:pPr>
+        <w:spacing w:after="120" w:line="360"/>
+      </w:pPr>
+      <w:r>
+        <w:rPr>
+          <w:rFonts w:ascii="Microsoft YaHei" w:cs="Microsoft YaHei" w:eastAsia="Microsoft YaHei" w:hAnsi="Microsoft YaHei"/>
+          <w:sz w:val="21"/>
+          <w:szCs w:val="21"/>
+        </w:rPr>
+        <w:t xml:space="preserve">独立的管理后台，用于系统级别的数据管理和维护。</w:t>
+      </w:r>
+    </w:p>
+    <w:p>
+      <w:pPr>
+        <w:spacing w:after="120" w:line="360"/>
+      </w:pPr>
+      <w:r>
+        <w:rPr>
+          <w:rFonts w:ascii="Microsoft YaHei" w:cs="Microsoft YaHei" w:eastAsia="Microsoft YaHei" w:hAnsi="Microsoft YaHei"/>
+          <w:sz w:val="21"/>
+          <w:szCs w:val="21"/>
+        </w:rPr>
+        <w:t xml:space="preserve">访问地址：https://sps-production-6221.up.railway.app/admin-panel</w:t>
       </w:r>
     </w:p>
     <w:p>
@@ -3085,20 +3253,33 @@
           <w:sz w:val="28"/>
           <w:szCs w:val="28"/>
         </w:rPr>
-        <w:t xml:space="preserve">10.1 导航</w:t>
-      </w:r>
-    </w:p>
-    <w:p>
-      <w:pPr>
-        <w:spacing w:after="120" w:line="360"/>
-      </w:pPr>
-      <w:r>
-        <w:rPr>
-          <w:rFonts w:ascii="Microsoft YaHei" w:cs="Microsoft YaHei" w:eastAsia="Microsoft YaHei" w:hAnsi="Microsoft YaHei"/>
-          <w:sz w:val="21"/>
-          <w:szCs w:val="21"/>
-        </w:rPr>
-        <w:t xml:space="preserve">手机端顶部显示导航栏：左侧 ☰ 汉堡菜单打开侧边栏，右侧头像可快速退出。顶部同时显示班级选择器，可快速切换班级。</w:t>
+        <w:t xml:space="preserve">10.1 登录</w:t>
+      </w:r>
+    </w:p>
+    <w:p>
+      <w:pPr>
+        <w:spacing w:after="120" w:line="360"/>
+      </w:pPr>
+      <w:r>
+        <w:rPr>
+          <w:rFonts w:ascii="Microsoft YaHei" w:cs="Microsoft YaHei" w:eastAsia="Microsoft YaHei" w:hAnsi="Microsoft YaHei"/>
+          <w:sz w:val="21"/>
+          <w:szCs w:val="21"/>
+        </w:rPr>
+        <w:t xml:space="preserve">使用管理员账号登录管理后台（默认账号：admin，密码：Zty256310x）。</w:t>
+      </w:r>
+    </w:p>
+    <w:p>
+      <w:pPr>
+        <w:spacing w:after="120" w:line="360"/>
+      </w:pPr>
+      <w:r>
+        <w:rPr>
+          <w:rFonts w:ascii="Microsoft YaHei" w:cs="Microsoft YaHei" w:eastAsia="Microsoft YaHei" w:hAnsi="Microsoft YaHei"/>
+          <w:sz w:val="21"/>
+          <w:szCs w:val="21"/>
+        </w:rPr>
+        <w:t xml:space="preserve">管理后台包含以下功能模块：</w:t>
       </w:r>
     </w:p>
     <w:p>
@@ -3115,7 +3296,395 @@
           <w:sz w:val="28"/>
           <w:szCs w:val="28"/>
         </w:rPr>
-        <w:t xml:space="preserve">10.2 适配说明</w:t>
+        <w:t xml:space="preserve">10.2 数据概览</w:t>
+      </w:r>
+    </w:p>
+    <w:p>
+      <w:pPr>
+        <w:spacing w:after="120" w:line="360"/>
+      </w:pPr>
+      <w:r>
+        <w:rPr>
+          <w:rFonts w:ascii="Microsoft YaHei" w:cs="Microsoft YaHei" w:eastAsia="Microsoft YaHei" w:hAnsi="Microsoft YaHei"/>
+          <w:sz w:val="21"/>
+          <w:szCs w:val="21"/>
+        </w:rPr>
+        <w:t xml:space="preserve">• 系统整体统计数据（用户数、班级数、学生数、积分记录数）</w:t>
+      </w:r>
+    </w:p>
+    <w:p>
+      <w:pPr>
+        <w:spacing w:after="120" w:line="360"/>
+      </w:pPr>
+      <w:r>
+        <w:rPr>
+          <w:rFonts w:ascii="Microsoft YaHei" w:cs="Microsoft YaHei" w:eastAsia="Microsoft YaHei" w:hAnsi="Microsoft YaHei"/>
+          <w:sz w:val="21"/>
+          <w:szCs w:val="21"/>
+        </w:rPr>
+        <w:t xml:space="preserve">• 最近 7 天活动趋势图</w:t>
+      </w:r>
+    </w:p>
+    <w:p>
+      <w:pPr>
+        <w:spacing w:after="120" w:line="360"/>
+      </w:pPr>
+      <w:r>
+        <w:rPr>
+          <w:rFonts w:ascii="Microsoft YaHei" w:cs="Microsoft YaHei" w:eastAsia="Microsoft YaHei" w:hAnsi="Microsoft YaHei"/>
+          <w:sz w:val="21"/>
+          <w:szCs w:val="21"/>
+        </w:rPr>
+        <w:t xml:space="preserve">• 最近登录记录</w:t>
+      </w:r>
+    </w:p>
+    <w:p>
+      <w:pPr>
+        <w:pStyle w:val="Heading2"/>
+        <w:spacing w:after="160" w:before="280"/>
+      </w:pPr>
+      <w:r>
+        <w:rPr>
+          <w:rFonts w:ascii="Microsoft YaHei" w:cs="Microsoft YaHei" w:eastAsia="Microsoft YaHei" w:hAnsi="Microsoft YaHei"/>
+          <w:b/>
+          <w:bCs/>
+          <w:color w:val="2B579A"/>
+          <w:sz w:val="28"/>
+          <w:szCs w:val="28"/>
+        </w:rPr>
+        <w:t xml:space="preserve">10.3 用户管理</w:t>
+      </w:r>
+    </w:p>
+    <w:p>
+      <w:pPr>
+        <w:spacing w:after="120" w:line="360"/>
+      </w:pPr>
+      <w:r>
+        <w:rPr>
+          <w:rFonts w:ascii="Microsoft YaHei" w:cs="Microsoft YaHei" w:eastAsia="Microsoft YaHei" w:hAnsi="Microsoft YaHei"/>
+          <w:sz w:val="21"/>
+          <w:szCs w:val="21"/>
+        </w:rPr>
+        <w:t xml:space="preserve">• 查看所有用户账号及账号有效期状态</w:t>
+      </w:r>
+    </w:p>
+    <w:p>
+      <w:pPr>
+        <w:spacing w:after="120" w:line="360"/>
+      </w:pPr>
+      <w:r>
+        <w:rPr>
+          <w:rFonts w:ascii="Microsoft YaHei" w:cs="Microsoft YaHei" w:eastAsia="Microsoft YaHei" w:hAnsi="Microsoft YaHei"/>
+          <w:sz w:val="21"/>
+          <w:szCs w:val="21"/>
+        </w:rPr>
+        <w:t xml:space="preserve">• 创建新用户、删除用户</w:t>
+      </w:r>
+    </w:p>
+    <w:p>
+      <w:pPr>
+        <w:spacing w:after="120" w:line="360"/>
+      </w:pPr>
+      <w:r>
+        <w:rPr>
+          <w:rFonts w:ascii="Microsoft YaHei" w:cs="Microsoft YaHei" w:eastAsia="Microsoft YaHei" w:hAnsi="Microsoft YaHei"/>
+          <w:sz w:val="21"/>
+          <w:szCs w:val="21"/>
+        </w:rPr>
+        <w:t xml:space="preserve">• 重置用户密码</w:t>
+      </w:r>
+    </w:p>
+    <w:p>
+      <w:pPr>
+        <w:spacing w:after="120" w:line="360"/>
+      </w:pPr>
+      <w:r>
+        <w:rPr>
+          <w:rFonts w:ascii="Microsoft YaHei" w:cs="Microsoft YaHei" w:eastAsia="Microsoft YaHei" w:hAnsi="Microsoft YaHei"/>
+          <w:sz w:val="21"/>
+          <w:szCs w:val="21"/>
+        </w:rPr>
+        <w:t xml:space="preserve">• 设置账号有效期：点击「设有效期」按钮，支持 +30天、+90天、+1年、永久等快捷选项</w:t>
+      </w:r>
+    </w:p>
+    <w:p>
+      <w:pPr>
+        <w:spacing w:after="120" w:line="360"/>
+      </w:pPr>
+      <w:r>
+        <w:rPr>
+          <w:rFonts w:ascii="Microsoft YaHei" w:cs="Microsoft YaHei" w:eastAsia="Microsoft YaHei" w:hAnsi="Microsoft YaHei"/>
+          <w:sz w:val="21"/>
+          <w:szCs w:val="21"/>
+        </w:rPr>
+        <w:t xml:space="preserve">• 账号过期后显示红色标记，未过期显示绿色标记</w:t>
+      </w:r>
+    </w:p>
+    <w:p>
+      <w:pPr>
+        <w:spacing w:after="120" w:line="360"/>
+      </w:pPr>
+      <w:r>
+        <w:rPr>
+          <w:rFonts w:ascii="Microsoft YaHei" w:cs="Microsoft YaHei" w:eastAsia="Microsoft YaHei" w:hAnsi="Microsoft YaHei"/>
+          <w:sz w:val="21"/>
+          <w:szCs w:val="21"/>
+        </w:rPr>
+        <w:t xml:space="preserve">• 过期账号无法登录，已登录的用户也会在操作时被强制退出</w:t>
+      </w:r>
+    </w:p>
+    <w:p>
+      <w:pPr>
+        <w:pStyle w:val="Heading2"/>
+        <w:spacing w:after="160" w:before="280"/>
+      </w:pPr>
+      <w:r>
+        <w:rPr>
+          <w:rFonts w:ascii="Microsoft YaHei" w:cs="Microsoft YaHei" w:eastAsia="Microsoft YaHei" w:hAnsi="Microsoft YaHei"/>
+          <w:b/>
+          <w:bCs/>
+          <w:color w:val="2B579A"/>
+          <w:sz w:val="28"/>
+          <w:szCs w:val="28"/>
+        </w:rPr>
+        <w:t xml:space="preserve">10.4 数据库管理</w:t>
+      </w:r>
+    </w:p>
+    <w:p>
+      <w:pPr>
+        <w:spacing w:after="120" w:line="360"/>
+      </w:pPr>
+      <w:r>
+        <w:rPr>
+          <w:rFonts w:ascii="Microsoft YaHei" w:cs="Microsoft YaHei" w:eastAsia="Microsoft YaHei" w:hAnsi="Microsoft YaHei"/>
+          <w:sz w:val="21"/>
+          <w:szCs w:val="21"/>
+        </w:rPr>
+        <w:t xml:space="preserve">• 查看所有数据表，浏览表数据</w:t>
+      </w:r>
+    </w:p>
+    <w:p>
+      <w:pPr>
+        <w:spacing w:after="120" w:line="360"/>
+      </w:pPr>
+      <w:r>
+        <w:rPr>
+          <w:rFonts w:ascii="Microsoft YaHei" w:cs="Microsoft YaHei" w:eastAsia="Microsoft YaHei" w:hAnsi="Microsoft YaHei"/>
+          <w:sz w:val="21"/>
+          <w:szCs w:val="21"/>
+        </w:rPr>
+        <w:t xml:space="preserve">• 支持新增、编辑、删除记录</w:t>
+      </w:r>
+    </w:p>
+    <w:p>
+      <w:pPr>
+        <w:spacing w:after="120" w:line="360"/>
+      </w:pPr>
+      <w:r>
+        <w:rPr>
+          <w:rFonts w:ascii="Microsoft YaHei" w:cs="Microsoft YaHei" w:eastAsia="Microsoft YaHei" w:hAnsi="Microsoft YaHei"/>
+          <w:sz w:val="21"/>
+          <w:szCs w:val="21"/>
+        </w:rPr>
+        <w:t xml:space="preserve">• 支持所有字段类型的编辑（文本、数字、布尔、日期时间等）</w:t>
+      </w:r>
+    </w:p>
+    <w:p>
+      <w:pPr>
+        <w:pStyle w:val="Heading2"/>
+        <w:spacing w:after="160" w:before="280"/>
+      </w:pPr>
+      <w:r>
+        <w:rPr>
+          <w:rFonts w:ascii="Microsoft YaHei" w:cs="Microsoft YaHei" w:eastAsia="Microsoft YaHei" w:hAnsi="Microsoft YaHei"/>
+          <w:b/>
+          <w:bCs/>
+          <w:color w:val="2B579A"/>
+          <w:sz w:val="28"/>
+          <w:szCs w:val="28"/>
+        </w:rPr>
+        <w:t xml:space="preserve">10.5 登录日志</w:t>
+      </w:r>
+    </w:p>
+    <w:p>
+      <w:pPr>
+        <w:spacing w:after="120" w:line="360"/>
+      </w:pPr>
+      <w:r>
+        <w:rPr>
+          <w:rFonts w:ascii="Microsoft YaHei" w:cs="Microsoft YaHei" w:eastAsia="Microsoft YaHei" w:hAnsi="Microsoft YaHei"/>
+          <w:sz w:val="21"/>
+          <w:szCs w:val="21"/>
+        </w:rPr>
+        <w:t xml:space="preserve">• 查看所有登录记录，筛选成功/失败记录</w:t>
+      </w:r>
+    </w:p>
+    <w:p>
+      <w:pPr>
+        <w:spacing w:after="120" w:line="360"/>
+      </w:pPr>
+      <w:r>
+        <w:rPr>
+          <w:rFonts w:ascii="Microsoft YaHei" w:cs="Microsoft YaHei" w:eastAsia="Microsoft YaHei" w:hAnsi="Microsoft YaHei"/>
+          <w:sz w:val="21"/>
+          <w:szCs w:val="21"/>
+        </w:rPr>
+        <w:t xml:space="preserve">• 用于安全审计和异常登录排查</w:t>
+      </w:r>
+    </w:p>
+    <w:p>
+      <w:pPr>
+        <w:pStyle w:val="Heading2"/>
+        <w:spacing w:after="160" w:before="280"/>
+      </w:pPr>
+      <w:r>
+        <w:rPr>
+          <w:rFonts w:ascii="Microsoft YaHei" w:cs="Microsoft YaHei" w:eastAsia="Microsoft YaHei" w:hAnsi="Microsoft YaHei"/>
+          <w:b/>
+          <w:bCs/>
+          <w:color w:val="2B579A"/>
+          <w:sz w:val="28"/>
+          <w:szCs w:val="28"/>
+        </w:rPr>
+        <w:t xml:space="preserve">10.6 积分日志</w:t>
+      </w:r>
+    </w:p>
+    <w:p>
+      <w:pPr>
+        <w:spacing w:after="120" w:line="360"/>
+      </w:pPr>
+      <w:r>
+        <w:rPr>
+          <w:rFonts w:ascii="Microsoft YaHei" w:cs="Microsoft YaHei" w:eastAsia="Microsoft YaHei" w:hAnsi="Microsoft YaHei"/>
+          <w:sz w:val="21"/>
+          <w:szCs w:val="21"/>
+        </w:rPr>
+        <w:t xml:space="preserve">• 查看所有积分变动记录</w:t>
+      </w:r>
+    </w:p>
+    <w:p>
+      <w:pPr>
+        <w:spacing w:after="120" w:line="360"/>
+      </w:pPr>
+      <w:r>
+        <w:rPr>
+          <w:rFonts w:ascii="Microsoft YaHei" w:cs="Microsoft YaHei" w:eastAsia="Microsoft YaHei" w:hAnsi="Microsoft YaHei"/>
+          <w:sz w:val="21"/>
+          <w:szCs w:val="21"/>
+        </w:rPr>
+        <w:t xml:space="preserve">• 按学生、类型、时间筛选</w:t>
+      </w:r>
+    </w:p>
+    <w:p>
+      <w:pPr>
+        <w:pStyle w:val="Heading2"/>
+        <w:spacing w:after="160" w:before="280"/>
+      </w:pPr>
+      <w:r>
+        <w:rPr>
+          <w:rFonts w:ascii="Microsoft YaHei" w:cs="Microsoft YaHei" w:eastAsia="Microsoft YaHei" w:hAnsi="Microsoft YaHei"/>
+          <w:b/>
+          <w:bCs/>
+          <w:color w:val="2B579A"/>
+          <w:sz w:val="28"/>
+          <w:szCs w:val="28"/>
+        </w:rPr>
+        <w:t xml:space="preserve">10.7 数据备份</w:t>
+      </w:r>
+    </w:p>
+    <w:p>
+      <w:pPr>
+        <w:spacing w:after="120" w:line="360"/>
+      </w:pPr>
+      <w:r>
+        <w:rPr>
+          <w:rFonts w:ascii="Microsoft YaHei" w:cs="Microsoft YaHei" w:eastAsia="Microsoft YaHei" w:hAnsi="Microsoft YaHei"/>
+          <w:sz w:val="21"/>
+          <w:szCs w:val="21"/>
+        </w:rPr>
+        <w:t xml:space="preserve">• 一键导出完整数据库备份（JSON 格式）</w:t>
+      </w:r>
+    </w:p>
+    <w:p>
+      <w:pPr>
+        <w:spacing w:after="120" w:line="360"/>
+      </w:pPr>
+      <w:r>
+        <w:rPr>
+          <w:rFonts w:ascii="Microsoft YaHei" w:cs="Microsoft YaHei" w:eastAsia="Microsoft YaHei" w:hAnsi="Microsoft YaHei"/>
+          <w:sz w:val="21"/>
+          <w:szCs w:val="21"/>
+        </w:rPr>
+        <w:t xml:space="preserve">• 用于数据迁移和灾难恢复</w:t>
+      </w:r>
+    </w:p>
+    <w:p>
+      <w:r>
+        <w:br w:type="page"/>
+      </w:r>
+    </w:p>
+    <w:p>
+      <w:pPr>
+        <w:pStyle w:val="Heading1"/>
+        <w:spacing w:after="200" w:before="360"/>
+      </w:pPr>
+      <w:r>
+        <w:rPr>
+          <w:rFonts w:ascii="Microsoft YaHei" w:cs="Microsoft YaHei" w:eastAsia="Microsoft YaHei" w:hAnsi="Microsoft YaHei"/>
+          <w:b/>
+          <w:bCs/>
+          <w:color w:val="1E3A5F"/>
+          <w:sz w:val="32"/>
+          <w:szCs w:val="32"/>
+        </w:rPr>
+        <w:t xml:space="preserve">第11章 手机端使用</w:t>
+      </w:r>
+    </w:p>
+    <w:p>
+      <w:pPr>
+        <w:pStyle w:val="Heading2"/>
+        <w:spacing w:after="160" w:before="280"/>
+      </w:pPr>
+      <w:r>
+        <w:rPr>
+          <w:rFonts w:ascii="Microsoft YaHei" w:cs="Microsoft YaHei" w:eastAsia="Microsoft YaHei" w:hAnsi="Microsoft YaHei"/>
+          <w:b/>
+          <w:bCs/>
+          <w:color w:val="2B579A"/>
+          <w:sz w:val="28"/>
+          <w:szCs w:val="28"/>
+        </w:rPr>
+        <w:t xml:space="preserve">11.1 导航</w:t>
+      </w:r>
+    </w:p>
+    <w:p>
+      <w:pPr>
+        <w:spacing w:after="120" w:line="360"/>
+      </w:pPr>
+      <w:r>
+        <w:rPr>
+          <w:rFonts w:ascii="Microsoft YaHei" w:cs="Microsoft YaHei" w:eastAsia="Microsoft YaHei" w:hAnsi="Microsoft YaHei"/>
+          <w:sz w:val="21"/>
+          <w:szCs w:val="21"/>
+        </w:rPr>
+        <w:t xml:space="preserve">手机端顶部显示导航栏：左侧 ☰ 汉堡菜单打开侧边栏，右侧头像可快速退出。顶部同时显示班级选择器，可快速切换班级。</w:t>
+      </w:r>
+    </w:p>
+    <w:p>
+      <w:pPr>
+        <w:pStyle w:val="Heading2"/>
+        <w:spacing w:after="160" w:before="280"/>
+      </w:pPr>
+      <w:r>
+        <w:rPr>
+          <w:rFonts w:ascii="Microsoft YaHei" w:cs="Microsoft YaHei" w:eastAsia="Microsoft YaHei" w:hAnsi="Microsoft YaHei"/>
+          <w:b/>
+          <w:bCs/>
+          <w:color w:val="2B579A"/>
+          <w:sz w:val="28"/>
+          <w:szCs w:val="28"/>
+        </w:rPr>
+        <w:t xml:space="preserve">11.2 适配说明</w:t>
       </w:r>
     </w:p>
     <w:tbl>
@@ -3563,7 +4132,7 @@
           <w:sz w:val="28"/>
           <w:szCs w:val="28"/>
         </w:rPr>
-        <w:t xml:space="preserve">10.3 注意事项</w:t>
+        <w:t xml:space="preserve">11.3 注意事项</w:t>
       </w:r>
     </w:p>
     <w:p>
@@ -3624,7 +4193,7 @@
           <w:sz w:val="32"/>
           <w:szCs w:val="32"/>
         </w:rPr>
-        <w:t xml:space="preserve">第11章 常见问题</w:t>
+        <w:t xml:space="preserve">第12章 常见问题</w:t>
       </w:r>
     </w:p>
     <w:tbl>
@@ -4281,6 +4850,120 @@
                 <w:szCs w:val="20"/>
               </w:rPr>
               <w:t xml:space="preserve">联系管理员在管理后台续期或设为永久有效。</w:t>
+            </w:r>
+          </w:p>
+        </w:tc>
+      </w:tr>
+      <w:tr>
+        <w:tc>
+          <w:tcPr>
+            <w:tcW w:type="dxa" w:w="4000"/>
+            <w:tcBorders>
+              <w:top w:val="single" w:color="CCCCCC" w:sz="1"/>
+              <w:left w:val="single" w:color="CCCCCC" w:sz="1"/>
+              <w:bottom w:val="single" w:color="CCCCCC" w:sz="1"/>
+              <w:right w:val="single" w:color="CCCCCC" w:sz="1"/>
+            </w:tcBorders>
+            <w:tcMar>
+              <w:top w:type="dxa" w:w="80"/>
+              <w:left w:type="dxa" w:w="120"/>
+              <w:bottom w:type="dxa" w:w="80"/>
+              <w:right w:type="dxa" w:w="120"/>
+            </w:tcMar>
+          </w:tcPr>
+          <w:p>
+            <w:r>
+              <w:rPr>
+                <w:rFonts w:ascii="Microsoft YaHei" w:cs="Microsoft YaHei" w:eastAsia="Microsoft YaHei" w:hAnsi="Microsoft YaHei"/>
+                <w:sz w:val="20"/>
+                <w:szCs w:val="20"/>
+              </w:rPr>
+              <w:t xml:space="preserve">正在使用时突然跳到登录页</w:t>
+            </w:r>
+          </w:p>
+        </w:tc>
+        <w:tc>
+          <w:tcPr>
+            <w:tcW w:type="dxa" w:w="5026"/>
+            <w:tcBorders>
+              <w:top w:val="single" w:color="CCCCCC" w:sz="1"/>
+              <w:left w:val="single" w:color="CCCCCC" w:sz="1"/>
+              <w:bottom w:val="single" w:color="CCCCCC" w:sz="1"/>
+              <w:right w:val="single" w:color="CCCCCC" w:sz="1"/>
+            </w:tcBorders>
+            <w:tcMar>
+              <w:top w:type="dxa" w:w="80"/>
+              <w:left w:type="dxa" w:w="120"/>
+              <w:bottom w:type="dxa" w:w="80"/>
+              <w:right w:type="dxa" w:w="120"/>
+            </w:tcMar>
+          </w:tcPr>
+          <w:p>
+            <w:r>
+              <w:rPr>
+                <w:rFonts w:ascii="Microsoft YaHei" w:cs="Microsoft YaHei" w:eastAsia="Microsoft YaHei" w:hAnsi="Microsoft YaHei"/>
+                <w:sz w:val="20"/>
+                <w:szCs w:val="20"/>
+              </w:rPr>
+              <w:t xml:space="preserve">账号有效期已到期，系统会自动强制退出当前会话。联系管理员续期后重新登录。</w:t>
+            </w:r>
+          </w:p>
+        </w:tc>
+      </w:tr>
+      <w:tr>
+        <w:tc>
+          <w:tcPr>
+            <w:tcW w:type="dxa" w:w="4000"/>
+            <w:tcBorders>
+              <w:top w:val="single" w:color="CCCCCC" w:sz="1"/>
+              <w:left w:val="single" w:color="CCCCCC" w:sz="1"/>
+              <w:bottom w:val="single" w:color="CCCCCC" w:sz="1"/>
+              <w:right w:val="single" w:color="CCCCCC" w:sz="1"/>
+            </w:tcBorders>
+            <w:shd w:fill="F2F7FB" w:val="clear"/>
+            <w:tcMar>
+              <w:top w:type="dxa" w:w="80"/>
+              <w:left w:type="dxa" w:w="120"/>
+              <w:bottom w:type="dxa" w:w="80"/>
+              <w:right w:type="dxa" w:w="120"/>
+            </w:tcMar>
+          </w:tcPr>
+          <w:p>
+            <w:r>
+              <w:rPr>
+                <w:rFonts w:ascii="Microsoft YaHei" w:cs="Microsoft YaHei" w:eastAsia="Microsoft YaHei" w:hAnsi="Microsoft YaHei"/>
+                <w:sz w:val="20"/>
+                <w:szCs w:val="20"/>
+              </w:rPr>
+              <w:t xml:space="preserve">积分提醒自动弹窗怎么关</w:t>
+            </w:r>
+          </w:p>
+        </w:tc>
+        <w:tc>
+          <w:tcPr>
+            <w:tcW w:type="dxa" w:w="5026"/>
+            <w:tcBorders>
+              <w:top w:val="single" w:color="CCCCCC" w:sz="1"/>
+              <w:left w:val="single" w:color="CCCCCC" w:sz="1"/>
+              <w:bottom w:val="single" w:color="CCCCCC" w:sz="1"/>
+              <w:right w:val="single" w:color="CCCCCC" w:sz="1"/>
+            </w:tcBorders>
+            <w:shd w:fill="F2F7FB" w:val="clear"/>
+            <w:tcMar>
+              <w:top w:type="dxa" w:w="80"/>
+              <w:left w:type="dxa" w:w="120"/>
+              <w:bottom w:type="dxa" w:w="80"/>
+              <w:right w:type="dxa" w:w="120"/>
+            </w:tcMar>
+          </w:tcPr>
+          <w:p>
+            <w:r>
+              <w:rPr>
+                <w:rFonts w:ascii="Microsoft YaHei" w:cs="Microsoft YaHei" w:eastAsia="Microsoft YaHei" w:hAnsi="Microsoft YaHei"/>
+                <w:sz w:val="20"/>
+                <w:szCs w:val="20"/>
+              </w:rPr>
+              <w:t xml:space="preserve">在课堂工具 → 积分提醒中，关闭「进入系统时自动弹窗提醒」开关即可。</w:t>
             </w:r>
           </w:p>
         </w:tc>

--- a/docs/学生积分管理系统-用户使用手册-v3.docx
+++ b/docs/学生积分管理系统-用户使用手册-v3.docx
@@ -69,7 +69,7 @@
           <w:sz w:val="20"/>
           <w:szCs w:val="20"/>
         </w:rPr>
-        <w:t xml:space="preserve">版本：v2.0  |  更新日期：2026-05-10</w:t>
+        <w:t xml:space="preserve">版本：v2.0  |  更新日期：2026-05-16</w:t>
       </w:r>
     </w:p>
     <w:p>
@@ -503,7 +503,7 @@
           <w:sz w:val="21"/>
           <w:szCs w:val="21"/>
         </w:rPr>
-        <w:t xml:space="preserve">侧边栏 → 学生管理 → 点击「添加学生」→ 填写学号、姓名、选择宠物类型。</w:t>
+        <w:t xml:space="preserve">侧边栏 → 学生管理 → 点击「添加学生」→ 填写学号和姓名即可。</w:t>
       </w:r>
     </w:p>
     <w:p>
@@ -563,7 +563,7 @@
           <w:sz w:val="21"/>
           <w:szCs w:val="21"/>
         </w:rPr>
-        <w:t xml:space="preserve">点击「批量导入」→ 在文本框中每行输入一个学生（格式：学号,姓名,萌宠类型），点击导入。</w:t>
+        <w:t xml:space="preserve">点击「批量导入」→ 在文本框中每行输入一个学生（格式：学号,姓名），点击导入。</w:t>
       </w:r>
     </w:p>
     <w:p>
@@ -606,7 +606,7 @@
           <w:sz w:val="21"/>
           <w:szCs w:val="21"/>
         </w:rPr>
-        <w:t xml:space="preserve">支持的列名：学号/编号/No、姓名/名字/Name、萌宠/宠物类型/Pet。萌宠类型支持中文（猫/狗/兔/熊猫/企鹅）和英文（cat/dog/rabbit/panda/penguin）。</w:t>
+        <w:t xml:space="preserve">支持的列名：学号/编号/No、姓名/名字/Name。系统会自动识别列名并匹配。</w:t>
       </w:r>
     </w:p>
     <w:p>
@@ -649,7 +649,7 @@
           <w:sz w:val="21"/>
           <w:szCs w:val="21"/>
         </w:rPr>
-        <w:t xml:space="preserve">导出内容包括：学号、姓名、萌宠类型、当前积分。萌宠类型自动转为中文显示。</w:t>
+        <w:t xml:space="preserve">导出内容包括：学号、姓名、当前积分。</w:t>
       </w:r>
     </w:p>
     <w:p>
@@ -955,20 +955,20 @@
           <w:sz w:val="28"/>
           <w:szCs w:val="28"/>
         </w:rPr>
-        <w:t xml:space="preserve">3.3 宠物系统</w:t>
-      </w:r>
-    </w:p>
-    <w:p>
-      <w:pPr>
-        <w:spacing w:after="120" w:line="360"/>
-      </w:pPr>
-      <w:r>
-        <w:rPr>
-          <w:rFonts w:ascii="Microsoft YaHei" w:cs="Microsoft YaHei" w:eastAsia="Microsoft YaHei" w:hAnsi="Microsoft YaHei"/>
-          <w:sz w:val="21"/>
-          <w:szCs w:val="21"/>
-        </w:rPr>
-        <w:t xml:space="preserve">每个学生可选择一个萌宠角色（🐱猫/🐶狗/🐰兔/🐼熊猫/🐧企鹅），积分累积可提升宠物等级。</w:t>
+        <w:t xml:space="preserve">3.5 表格显示优化</w:t>
+      </w:r>
+    </w:p>
+    <w:p>
+      <w:pPr>
+        <w:spacing w:after="120" w:line="360"/>
+      </w:pPr>
+      <w:r>
+        <w:rPr>
+          <w:rFonts w:ascii="Microsoft YaHei" w:cs="Microsoft YaHei" w:eastAsia="Microsoft YaHei" w:hAnsi="Microsoft YaHei"/>
+          <w:sz w:val="21"/>
+          <w:szCs w:val="21"/>
+        </w:rPr>
+        <w:t xml:space="preserve">所有数据表格的列采用平均分布布局，移除固定宽度，使界面更加美观统一。电脑端和手机端均已适配。</w:t>
       </w:r>
     </w:p>
     <w:p>
@@ -985,7 +985,7 @@
           <w:sz w:val="28"/>
           <w:szCs w:val="28"/>
         </w:rPr>
-        <w:t xml:space="preserve">3.4 手机端适配</w:t>
+        <w:t xml:space="preserve">3.6 手机端适配</w:t>
       </w:r>
     </w:p>
     <w:p>
@@ -2847,7 +2847,7 @@
           <w:sz w:val="21"/>
           <w:szCs w:val="21"/>
         </w:rPr>
-        <w:t xml:space="preserve">侧边栏 → 排行榜，按积分从高到低排列所有学生。显示排名、姓名、宠物、积分和等级。</w:t>
+        <w:t xml:space="preserve">侧边栏 → 排行榜，按积分从高到低排列所有学生。显示排名、姓名和积分。</w:t>
       </w:r>
     </w:p>
     <w:p>

--- a/docs/学生积分管理系统-用户使用手册-v3.docx
+++ b/docs/学生积分管理系统-用户使用手册-v3.docx
@@ -160,7 +160,7 @@
           <w:sz w:val="20"/>
           <w:szCs w:val="20"/>
         </w:rPr>
-        <w:t xml:space="preserve">电脑端：https://sps-production-6221.up.railway.app</w:t>
+        <w:t xml:space="preserve">电脑端：http://127.0.0.1:8866</w:t>
       </w:r>
     </w:p>
     <w:p>
@@ -3236,7 +3236,7 @@
           <w:sz w:val="21"/>
           <w:szCs w:val="21"/>
         </w:rPr>
-        <w:t xml:space="preserve">访问地址：https://sps-production-6221.up.railway.app/admin-panel</w:t>
+        <w:t xml:space="preserve">访问地址：http://127.0.0.1:8866/admin-panel</w:t>
       </w:r>
     </w:p>
     <w:p>
@@ -5130,7 +5130,7 @@
                 <w:sz w:val="20"/>
                 <w:szCs w:val="20"/>
               </w:rPr>
-              <w:t xml:space="preserve">https://sps-production-6221.up.railway.app</w:t>
+              <w:t xml:space="preserve">http://127.0.0.1:8866</w:t>
             </w:r>
           </w:p>
         </w:tc>
@@ -5188,7 +5188,7 @@
                 <w:sz w:val="20"/>
                 <w:szCs w:val="20"/>
               </w:rPr>
-              <w:t xml:space="preserve">https://sps-production-6221.up.railway.app/admin-panel</w:t>
+              <w:t xml:space="preserve">http://127.0.0.1:8866/admin-panel</w:t>
             </w:r>
           </w:p>
         </w:tc>
@@ -5244,7 +5244,7 @@
                 <w:sz w:val="20"/>
                 <w:szCs w:val="20"/>
               </w:rPr>
-              <w:t xml:space="preserve">https://sps-production-6221.up.railway.app/docs</w:t>
+              <w:t xml:space="preserve">http://127.0.0.1:8866/docs</w:t>
             </w:r>
           </w:p>
         </w:tc>
